--- a/dokumentacja.docx
+++ b/dokumentacja.docx
@@ -11,8 +11,10 @@
       <w:r>
         <w:t>Cel:</w:t>
       </w:r>
+      <w:r>
+        <w:t xml:space="preserve"> gra w kółko i krzyżyk, w której gracz gra przeciwko komputerowi na planszy 3x3. Możliwa zmiana koncepcji.</w:t>
+      </w:r>
     </w:p>
-    <w:p/>
     <w:sectPr>
       <w:pgSz w:w="11906" w:h="16838"/>
       <w:pgMar w:top="1417" w:right="1417" w:bottom="1417" w:left="1417" w:header="708" w:footer="708" w:gutter="0"/>
@@ -182,6 +184,7 @@
   <w:style w:type="paragraph" w:default="1" w:styleId="Normalny">
     <w:name w:val="Normal"/>
     <w:qFormat/>
+    <w:rsid w:val="0023446B"/>
   </w:style>
   <w:style w:type="character" w:default="1" w:styleId="Domylnaczcionkaakapitu">
     <w:name w:val="Default Paragraph Font"/>

--- a/dokumentacja.docx
+++ b/dokumentacja.docx
@@ -13,6 +13,16 @@
       </w:r>
       <w:r>
         <w:t xml:space="preserve"> gra w kółko i krzyżyk, w której gracz gra przeciwko komputerowi na planszy 3x3. Możliwa zmiana koncepcji.</w:t>
+      </w:r>
+    </w:p>
+    <w:p>
+      <w:r>
+        <w:t>27.08.2026</w:t>
+      </w:r>
+    </w:p>
+    <w:p>
+      <w:r>
+        <w:t>W wakacje czas płynie inaczej. Usunął mi się zapis ze szkoły i jakimś cudem dopiero udało mi się zgrać GitHuba i wszystko przygotować. Jak mówiłem, zmiana koncepcji wysoce prawdopodobna. Aktualnym planem jest gra w Snake’a z możliwością wyboru wielkości planszy z podanych oraz ilości punktów do ukończenia gry.</w:t>
       </w:r>
     </w:p>
     <w:sectPr>
@@ -23,6 +33,56 @@
     </w:sectPr>
   </w:body>
 </w:document>
+</file>
+
+<file path=word/endnotes.xml><?xml version="1.0" encoding="utf-8"?>
+<w:endnotes xmlns:ve="http://schemas.openxmlformats.org/markup-compatibility/2006" xmlns:o="urn:schemas-microsoft-com:office:office" xmlns:r="http://schemas.openxmlformats.org/officeDocument/2006/relationships" xmlns:m="http://schemas.openxmlformats.org/officeDocument/2006/math" xmlns:v="urn:schemas-microsoft-com:vml" xmlns:wp="http://schemas.openxmlformats.org/drawingml/2006/wordprocessingDrawing" xmlns:w10="urn:schemas-microsoft-com:office:word" xmlns:w="http://schemas.openxmlformats.org/wordprocessingml/2006/main" xmlns:wne="http://schemas.microsoft.com/office/word/2006/wordml">
+  <w:endnote w:type="separator" w:id="0">
+    <w:p>
+      <w:pPr>
+        <w:spacing w:after="0" w:line="240" w:lineRule="auto"/>
+      </w:pPr>
+      <w:r>
+        <w:separator/>
+      </w:r>
+    </w:p>
+  </w:endnote>
+  <w:endnote w:type="continuationSeparator" w:id="1">
+    <w:p>
+      <w:pPr>
+        <w:spacing w:after="0" w:line="240" w:lineRule="auto"/>
+      </w:pPr>
+      <w:r>
+        <w:continuationSeparator/>
+      </w:r>
+    </w:p>
+  </w:endnote>
+</w:endnotes>
+</file>
+
+<file path=word/footnotes.xml><?xml version="1.0" encoding="utf-8"?>
+<w:footnotes xmlns:ve="http://schemas.openxmlformats.org/markup-compatibility/2006" xmlns:o="urn:schemas-microsoft-com:office:office" xmlns:r="http://schemas.openxmlformats.org/officeDocument/2006/relationships" xmlns:m="http://schemas.openxmlformats.org/officeDocument/2006/math" xmlns:v="urn:schemas-microsoft-com:vml" xmlns:wp="http://schemas.openxmlformats.org/drawingml/2006/wordprocessingDrawing" xmlns:w10="urn:schemas-microsoft-com:office:word" xmlns:w="http://schemas.openxmlformats.org/wordprocessingml/2006/main" xmlns:wne="http://schemas.microsoft.com/office/word/2006/wordml">
+  <w:footnote w:type="separator" w:id="0">
+    <w:p>
+      <w:pPr>
+        <w:spacing w:after="0" w:line="240" w:lineRule="auto"/>
+      </w:pPr>
+      <w:r>
+        <w:separator/>
+      </w:r>
+    </w:p>
+  </w:footnote>
+  <w:footnote w:type="continuationSeparator" w:id="1">
+    <w:p>
+      <w:pPr>
+        <w:spacing w:after="0" w:line="240" w:lineRule="auto"/>
+      </w:pPr>
+      <w:r>
+        <w:continuationSeparator/>
+      </w:r>
+    </w:p>
+  </w:footnote>
+</w:footnotes>
 </file>
 
 <file path=word/styles.xml><?xml version="1.0" encoding="utf-8"?>
@@ -214,6 +274,45 @@
     <w:semiHidden/>
     <w:unhideWhenUsed/>
   </w:style>
+  <w:style w:type="paragraph" w:styleId="Tekstprzypisukocowego">
+    <w:name w:val="endnote text"/>
+    <w:basedOn w:val="Normalny"/>
+    <w:link w:val="TekstprzypisukocowegoZnak"/>
+    <w:uiPriority w:val="99"/>
+    <w:semiHidden/>
+    <w:unhideWhenUsed/>
+    <w:rsid w:val="00676306"/>
+    <w:pPr>
+      <w:spacing w:after="0" w:line="240" w:lineRule="auto"/>
+    </w:pPr>
+    <w:rPr>
+      <w:sz w:val="20"/>
+      <w:szCs w:val="20"/>
+    </w:rPr>
+  </w:style>
+  <w:style w:type="character" w:customStyle="1" w:styleId="TekstprzypisukocowegoZnak">
+    <w:name w:val="Tekst przypisu końcowego Znak"/>
+    <w:basedOn w:val="Domylnaczcionkaakapitu"/>
+    <w:link w:val="Tekstprzypisukocowego"/>
+    <w:uiPriority w:val="99"/>
+    <w:semiHidden/>
+    <w:rsid w:val="00676306"/>
+    <w:rPr>
+      <w:sz w:val="20"/>
+      <w:szCs w:val="20"/>
+    </w:rPr>
+  </w:style>
+  <w:style w:type="character" w:styleId="Odwoanieprzypisukocowego">
+    <w:name w:val="endnote reference"/>
+    <w:basedOn w:val="Domylnaczcionkaakapitu"/>
+    <w:uiPriority w:val="99"/>
+    <w:semiHidden/>
+    <w:unhideWhenUsed/>
+    <w:rsid w:val="00676306"/>
+    <w:rPr>
+      <w:vertAlign w:val="superscript"/>
+    </w:rPr>
+  </w:style>
 </w:styles>
 </file>
 

--- a/dokumentacja.docx
+++ b/dokumentacja.docx
@@ -23,6 +23,24 @@
     <w:p>
       <w:r>
         <w:t>W wakacje czas płynie inaczej. Usunął mi się zapis ze szkoły i jakimś cudem dopiero udało mi się zgrać GitHuba i wszystko przygotować. Jak mówiłem, zmiana koncepcji wysoce prawdopodobna. Aktualnym planem jest gra w Snake’a z możliwością wyboru wielkości planszy z podanych oraz ilości punktów do ukończenia gry.</w:t>
+      </w:r>
+      <w:r>
+        <w:t xml:space="preserve"> Stworzyłem dodatkowy program o nazwie „proby”, aby wypróbować czy i jak działa tworzenie tego fajnego menu. Trzeba w nim użyć biblioteki &lt;conio.h&gt;, aby samo wciśnięcie klawisza liczyło się jako zmienna, bez konieczności klikania „enter”. Dzieki temu oraz czyszczeniu ekranu, można zrobić płynne menu z gotowymi opcjami wymiarów planszy dla naszego Snake’a. Nazwijmy go Jim. Następnie zapamiętałem schemat i nauczyłem się, </w:t>
+      </w:r>
+      <w:r>
+        <w:t>jak zrobić kod na to</w:t>
+      </w:r>
+      <w:r>
+        <w:t xml:space="preserve"> menu od podszewki. W tym projekcie ogółem dużo będzie pomocy GPT, ale uważam, że jeżeli każdą z tych rzeczy zapamiętam</w:t>
+      </w:r>
+      <w:r>
+        <w:t xml:space="preserve"> i będę w stanie użyć sam</w:t>
+      </w:r>
+      <w:r>
+        <w:t xml:space="preserve">, jest </w:t>
+      </w:r>
+      <w:r>
+        <w:t>to jak najbardziej akceptowalne. Zrobiłem też wstęp do gry oraz w końcu to menu do wyboru wymiarów planszy.</w:t>
       </w:r>
     </w:p>
     <w:sectPr>

--- a/dokumentacja.docx
+++ b/dokumentacja.docx
@@ -22,6 +22,54 @@
     </w:p>
     <w:p>
       <w:r>
+        <w:rPr>
+          <w:noProof/>
+        </w:rPr>
+        <w:drawing>
+          <wp:anchor distT="0" distB="0" distL="114300" distR="114300" simplePos="0" relativeHeight="251658240" behindDoc="0" locked="0" layoutInCell="1" allowOverlap="1">
+            <wp:simplePos x="0" y="0"/>
+            <wp:positionH relativeFrom="column">
+              <wp:posOffset>-144145</wp:posOffset>
+            </wp:positionH>
+            <wp:positionV relativeFrom="paragraph">
+              <wp:posOffset>2145030</wp:posOffset>
+            </wp:positionV>
+            <wp:extent cx="5759450" cy="2463800"/>
+            <wp:effectExtent l="19050" t="0" r="0" b="0"/>
+            <wp:wrapNone/>
+            <wp:docPr id="1" name="Obraz 0" descr="kod27.PNG"/>
+            <wp:cNvGraphicFramePr>
+              <a:graphicFrameLocks xmlns:a="http://schemas.openxmlformats.org/drawingml/2006/main" noChangeAspect="1"/>
+            </wp:cNvGraphicFramePr>
+            <a:graphic xmlns:a="http://schemas.openxmlformats.org/drawingml/2006/main">
+              <a:graphicData uri="http://schemas.openxmlformats.org/drawingml/2006/picture">
+                <pic:pic xmlns:pic="http://schemas.openxmlformats.org/drawingml/2006/picture">
+                  <pic:nvPicPr>
+                    <pic:cNvPr id="0" name="kod27.PNG"/>
+                    <pic:cNvPicPr/>
+                  </pic:nvPicPr>
+                  <pic:blipFill>
+                    <a:blip r:embed="rId6"/>
+                    <a:stretch>
+                      <a:fillRect/>
+                    </a:stretch>
+                  </pic:blipFill>
+                  <pic:spPr>
+                    <a:xfrm>
+                      <a:off x="0" y="0"/>
+                      <a:ext cx="5759450" cy="2463800"/>
+                    </a:xfrm>
+                    <a:prstGeom prst="rect">
+                      <a:avLst/>
+                    </a:prstGeom>
+                  </pic:spPr>
+                </pic:pic>
+              </a:graphicData>
+            </a:graphic>
+          </wp:anchor>
+        </w:drawing>
+      </w:r>
+      <w:r>
         <w:t>W wakacje czas płynie inaczej. Usunął mi się zapis ze szkoły i jakimś cudem dopiero udało mi się zgrać GitHuba i wszystko przygotować. Jak mówiłem, zmiana koncepcji wysoce prawdopodobna. Aktualnym planem jest gra w Snake’a z możliwością wyboru wielkości planszy z podanych oraz ilości punktów do ukończenia gry.</w:t>
       </w:r>
       <w:r>
@@ -43,6 +91,128 @@
         <w:t>to jak najbardziej akceptowalne. Zrobiłem też wstęp do gry oraz w końcu to menu do wyboru wymiarów planszy.</w:t>
       </w:r>
     </w:p>
+    <w:p/>
+    <w:p/>
+    <w:p/>
+    <w:p/>
+    <w:p/>
+    <w:p/>
+    <w:p/>
+    <w:p>
+      <w:r>
+        <w:rPr>
+          <w:noProof/>
+        </w:rPr>
+        <w:drawing>
+          <wp:anchor distT="0" distB="0" distL="114300" distR="114300" simplePos="0" relativeHeight="251659264" behindDoc="0" locked="0" layoutInCell="1" allowOverlap="1">
+            <wp:simplePos x="0" y="0"/>
+            <wp:positionH relativeFrom="column">
+              <wp:posOffset>20955</wp:posOffset>
+            </wp:positionH>
+            <wp:positionV relativeFrom="paragraph">
+              <wp:posOffset>208915</wp:posOffset>
+            </wp:positionV>
+            <wp:extent cx="5473700" cy="1085850"/>
+            <wp:effectExtent l="19050" t="0" r="0" b="0"/>
+            <wp:wrapNone/>
+            <wp:docPr id="2" name="Obraz 1" descr="terminal27.PNG"/>
+            <wp:cNvGraphicFramePr>
+              <a:graphicFrameLocks xmlns:a="http://schemas.openxmlformats.org/drawingml/2006/main" noChangeAspect="1"/>
+            </wp:cNvGraphicFramePr>
+            <a:graphic xmlns:a="http://schemas.openxmlformats.org/drawingml/2006/main">
+              <a:graphicData uri="http://schemas.openxmlformats.org/drawingml/2006/picture">
+                <pic:pic xmlns:pic="http://schemas.openxmlformats.org/drawingml/2006/picture">
+                  <pic:nvPicPr>
+                    <pic:cNvPr id="0" name="terminal27.PNG"/>
+                    <pic:cNvPicPr/>
+                  </pic:nvPicPr>
+                  <pic:blipFill>
+                    <a:blip r:embed="rId7"/>
+                    <a:stretch>
+                      <a:fillRect/>
+                    </a:stretch>
+                  </pic:blipFill>
+                  <pic:spPr>
+                    <a:xfrm>
+                      <a:off x="0" y="0"/>
+                      <a:ext cx="5473700" cy="1085850"/>
+                    </a:xfrm>
+                    <a:prstGeom prst="rect">
+                      <a:avLst/>
+                    </a:prstGeom>
+                  </pic:spPr>
+                </pic:pic>
+              </a:graphicData>
+            </a:graphic>
+          </wp:anchor>
+        </w:drawing>
+      </w:r>
+    </w:p>
+    <w:p/>
+    <w:p/>
+    <w:p/>
+    <w:p>
+      <w:r>
+        <w:rPr>
+          <w:noProof/>
+        </w:rPr>
+        <w:drawing>
+          <wp:anchor distT="0" distB="0" distL="114300" distR="114300" simplePos="0" relativeHeight="251660288" behindDoc="0" locked="0" layoutInCell="1" allowOverlap="1">
+            <wp:simplePos x="0" y="0"/>
+            <wp:positionH relativeFrom="column">
+              <wp:posOffset>20955</wp:posOffset>
+            </wp:positionH>
+            <wp:positionV relativeFrom="paragraph">
+              <wp:posOffset>135255</wp:posOffset>
+            </wp:positionV>
+            <wp:extent cx="3558540" cy="2495550"/>
+            <wp:effectExtent l="19050" t="0" r="3810" b="0"/>
+            <wp:wrapNone/>
+            <wp:docPr id="3" name="Obraz 2" descr="GPT27.PNG"/>
+            <wp:cNvGraphicFramePr>
+              <a:graphicFrameLocks xmlns:a="http://schemas.openxmlformats.org/drawingml/2006/main" noChangeAspect="1"/>
+            </wp:cNvGraphicFramePr>
+            <a:graphic xmlns:a="http://schemas.openxmlformats.org/drawingml/2006/main">
+              <a:graphicData uri="http://schemas.openxmlformats.org/drawingml/2006/picture">
+                <pic:pic xmlns:pic="http://schemas.openxmlformats.org/drawingml/2006/picture">
+                  <pic:nvPicPr>
+                    <pic:cNvPr id="0" name="GPT27.PNG"/>
+                    <pic:cNvPicPr/>
+                  </pic:nvPicPr>
+                  <pic:blipFill>
+                    <a:blip r:embed="rId8"/>
+                    <a:stretch>
+                      <a:fillRect/>
+                    </a:stretch>
+                  </pic:blipFill>
+                  <pic:spPr>
+                    <a:xfrm>
+                      <a:off x="0" y="0"/>
+                      <a:ext cx="3558540" cy="2495550"/>
+                    </a:xfrm>
+                    <a:prstGeom prst="rect">
+                      <a:avLst/>
+                    </a:prstGeom>
+                  </pic:spPr>
+                </pic:pic>
+              </a:graphicData>
+            </a:graphic>
+          </wp:anchor>
+        </w:drawing>
+      </w:r>
+    </w:p>
+    <w:p/>
+    <w:p/>
+    <w:p/>
+    <w:p/>
+    <w:p/>
+    <w:p>
+      <w:r>
+        <w:lastRenderedPageBreak/>
+        <w:t>28.08.2026</w:t>
+      </w:r>
+    </w:p>
+    <w:p/>
     <w:sectPr>
       <w:pgSz w:w="11906" w:h="16838"/>
       <w:pgMar w:top="1417" w:right="1417" w:bottom="1417" w:left="1417" w:header="708" w:footer="708" w:gutter="0"/>
@@ -331,6 +501,36 @@
       <w:vertAlign w:val="superscript"/>
     </w:rPr>
   </w:style>
+  <w:style w:type="paragraph" w:styleId="Tekstdymka">
+    <w:name w:val="Balloon Text"/>
+    <w:basedOn w:val="Normalny"/>
+    <w:link w:val="TekstdymkaZnak"/>
+    <w:uiPriority w:val="99"/>
+    <w:semiHidden/>
+    <w:unhideWhenUsed/>
+    <w:rsid w:val="00D04972"/>
+    <w:pPr>
+      <w:spacing w:after="0" w:line="240" w:lineRule="auto"/>
+    </w:pPr>
+    <w:rPr>
+      <w:rFonts w:ascii="Tahoma" w:hAnsi="Tahoma" w:cs="Tahoma"/>
+      <w:sz w:val="16"/>
+      <w:szCs w:val="16"/>
+    </w:rPr>
+  </w:style>
+  <w:style w:type="character" w:customStyle="1" w:styleId="TekstdymkaZnak">
+    <w:name w:val="Tekst dymka Znak"/>
+    <w:basedOn w:val="Domylnaczcionkaakapitu"/>
+    <w:link w:val="Tekstdymka"/>
+    <w:uiPriority w:val="99"/>
+    <w:semiHidden/>
+    <w:rsid w:val="00D04972"/>
+    <w:rPr>
+      <w:rFonts w:ascii="Tahoma" w:hAnsi="Tahoma" w:cs="Tahoma"/>
+      <w:sz w:val="16"/>
+      <w:szCs w:val="16"/>
+    </w:rPr>
+  </w:style>
 </w:styles>
 </file>
 

--- a/dokumentacja.docx
+++ b/dokumentacja.docx
@@ -212,7 +212,73 @@
         <w:t>28.08.2026</w:t>
       </w:r>
     </w:p>
-    <w:p/>
+    <w:p>
+      <w:r>
+        <w:rPr>
+          <w:noProof/>
+        </w:rPr>
+        <w:drawing>
+          <wp:anchor distT="0" distB="0" distL="114300" distR="114300" simplePos="0" relativeHeight="251661312" behindDoc="0" locked="0" layoutInCell="1" allowOverlap="1">
+            <wp:simplePos x="0" y="0"/>
+            <wp:positionH relativeFrom="column">
+              <wp:posOffset>-61595</wp:posOffset>
+            </wp:positionH>
+            <wp:positionV relativeFrom="paragraph">
+              <wp:posOffset>828040</wp:posOffset>
+            </wp:positionV>
+            <wp:extent cx="5759450" cy="1289050"/>
+            <wp:effectExtent l="19050" t="0" r="0" b="0"/>
+            <wp:wrapNone/>
+            <wp:docPr id="4" name="Obraz 3" descr="kod28.PNG"/>
+            <wp:cNvGraphicFramePr>
+              <a:graphicFrameLocks xmlns:a="http://schemas.openxmlformats.org/drawingml/2006/main" noChangeAspect="1"/>
+            </wp:cNvGraphicFramePr>
+            <a:graphic xmlns:a="http://schemas.openxmlformats.org/drawingml/2006/main">
+              <a:graphicData uri="http://schemas.openxmlformats.org/drawingml/2006/picture">
+                <pic:pic xmlns:pic="http://schemas.openxmlformats.org/drawingml/2006/picture">
+                  <pic:nvPicPr>
+                    <pic:cNvPr id="0" name="kod28.PNG"/>
+                    <pic:cNvPicPr/>
+                  </pic:nvPicPr>
+                  <pic:blipFill>
+                    <a:blip r:embed="rId9"/>
+                    <a:stretch>
+                      <a:fillRect/>
+                    </a:stretch>
+                  </pic:blipFill>
+                  <pic:spPr>
+                    <a:xfrm>
+                      <a:off x="0" y="0"/>
+                      <a:ext cx="5759450" cy="1289050"/>
+                    </a:xfrm>
+                    <a:prstGeom prst="rect">
+                      <a:avLst/>
+                    </a:prstGeom>
+                  </pic:spPr>
+                </pic:pic>
+              </a:graphicData>
+            </a:graphic>
+          </wp:anchor>
+        </w:drawing>
+      </w:r>
+      <w:r>
+        <w:t>Dziś mało, jedynie zapytanie o ilość jabłek dla Jima, czyli limit, po którym wygrywa się grę. Zablokowało mnie to, że nie wiedziałem jak zrobić te kwadraty w tablicy 2D, które będą głównym „budulcem” węża i jabłek. Za niedługo coś wymyślę. Ale za to myślałem dużo o sposobie poruszania się Jima i wydaje mi się, że to, co mam, może zadziałać, jak się jeszcze trochę dopracuje.</w:t>
+      </w:r>
+    </w:p>
+    <w:p/>
+    <w:p/>
+    <w:p/>
+    <w:p/>
+    <w:p>
+      <w:r>
+        <w:t>29.08.2026</w:t>
+      </w:r>
+    </w:p>
+    <w:p>
+      <w:r>
+        <w:t>System poruszania się działa niemal bez zarzutu. Choć na razie Jim to po prostu ciąg hashtagów, to już można nim skręcać! Zadbałem też, aby nie dało się skrecić o 180 stopni naraz, to jest np. skręcić w tył, gdy przed chwilą było prosto. Wtedy zwyczajnie Jim się nie przejmuje i idzie dalej prosto. Żeby się cofnąć, trzeba skręcić najpierw w bok, a potem jeszcze raz. Dodatkowo, gdy Jim wejdzie w samego siebie, wyskakuje od razu ekran przegranej. Zostało teraz dodanie jabłek, „zamknięcie” granic planszy i dopracowanie wyglądu, może poprzez te kwadraty, co nie mogę ich znaleźć.</w:t>
+      </w:r>
+    </w:p>
     <w:sectPr>
       <w:pgSz w:w="11906" w:h="16838"/>
       <w:pgMar w:top="1417" w:right="1417" w:bottom="1417" w:left="1417" w:header="708" w:footer="708" w:gutter="0"/>

--- a/dokumentacja.docx
+++ b/dokumentacja.docx
@@ -279,6 +279,12 @@
         <w:t>System poruszania się działa niemal bez zarzutu. Choć na razie Jim to po prostu ciąg hashtagów, to już można nim skręcać! Zadbałem też, aby nie dało się skrecić o 180 stopni naraz, to jest np. skręcić w tył, gdy przed chwilą było prosto. Wtedy zwyczajnie Jim się nie przejmuje i idzie dalej prosto. Żeby się cofnąć, trzeba skręcić najpierw w bok, a potem jeszcze raz. Dodatkowo, gdy Jim wejdzie w samego siebie, wyskakuje od razu ekran przegranej. Zostało teraz dodanie jabłek, „zamknięcie” granic planszy i dopracowanie wyglądu, może poprzez te kwadraty, co nie mogę ich znaleźć.</w:t>
       </w:r>
     </w:p>
+    <w:p>
+      <w:r>
+        <w:t>30.08.2026</w:t>
+      </w:r>
+    </w:p>
+    <w:p/>
     <w:sectPr>
       <w:pgSz w:w="11906" w:h="16838"/>
       <w:pgMar w:top="1417" w:right="1417" w:bottom="1417" w:left="1417" w:header="708" w:footer="708" w:gutter="0"/>

--- a/dokumentacja.docx
+++ b/dokumentacja.docx
@@ -224,7 +224,7 @@
               <wp:posOffset>-61595</wp:posOffset>
             </wp:positionH>
             <wp:positionV relativeFrom="paragraph">
-              <wp:posOffset>828040</wp:posOffset>
+              <wp:posOffset>1031240</wp:posOffset>
             </wp:positionV>
             <wp:extent cx="5759450" cy="1289050"/>
             <wp:effectExtent l="19050" t="0" r="0" b="0"/>
@@ -264,6 +264,9 @@
       <w:r>
         <w:t>Dziś mało, jedynie zapytanie o ilość jabłek dla Jima, czyli limit, po którym wygrywa się grę. Zablokowało mnie to, że nie wiedziałem jak zrobić te kwadraty w tablicy 2D, które będą głównym „budulcem” węża i jabłek. Za niedługo coś wymyślę. Ale za to myślałem dużo o sposobie poruszania się Jima i wydaje mi się, że to, co mam, może zadziałać, jak się jeszcze trochę dopracuje.</w:t>
       </w:r>
+      <w:r>
+        <w:t xml:space="preserve"> Mam na myśli coś na styl „wieku” każdego segmentu.</w:t>
+      </w:r>
     </w:p>
     <w:p/>
     <w:p/>
@@ -278,13 +281,736 @@
       <w:r>
         <w:t>System poruszania się działa niemal bez zarzutu. Choć na razie Jim to po prostu ciąg hashtagów, to już można nim skręcać! Zadbałem też, aby nie dało się skrecić o 180 stopni naraz, to jest np. skręcić w tył, gdy przed chwilą było prosto. Wtedy zwyczajnie Jim się nie przejmuje i idzie dalej prosto. Żeby się cofnąć, trzeba skręcić najpierw w bok, a potem jeszcze raz. Dodatkowo, gdy Jim wejdzie w samego siebie, wyskakuje od razu ekran przegranej. Zostało teraz dodanie jabłek, „zamknięcie” granic planszy i dopracowanie wyglądu, może poprzez te kwadraty, co nie mogę ich znaleźć.</w:t>
       </w:r>
-    </w:p>
+      <w:r>
+        <w:t xml:space="preserve"> ChatGPT pokazał mi, jak działa </w:t>
+      </w:r>
+      <w:r>
+        <w:rPr>
+          <w:i/>
+        </w:rPr>
+        <w:t>_kbhit()</w:t>
+      </w:r>
+      <w:r>
+        <w:t>, który był potrzebny, aby Snake mógł skręcać, ale nie czekał co każdy ruch na wciśnięcie klawisza.</w:t>
+      </w:r>
+      <w:r>
+        <w:t xml:space="preserve"> Niestety nie mam zdjęcia, jak działało wtedy poruszanie się, bo dokumentację uzupełniam następnego dnia, a „jutro” dodałem jabłka, przez co musiałem zmienić ten kod i znalazłem też błedy, przez które musiałem zmienić jeszcze kilka rzeczy. Z tym „jutro zrobiłem” to trochę, jak gdy Pani odpowiedziała mi na wiadomość na dzienniku i powiadomienie przyszło z 2032 roku ;)</w:t>
+      </w:r>
+    </w:p>
+    <w:p>
+      <w:r>
+        <w:rPr>
+          <w:noProof/>
+        </w:rPr>
+        <w:drawing>
+          <wp:anchor distT="0" distB="0" distL="114300" distR="114300" simplePos="0" relativeHeight="251662336" behindDoc="0" locked="0" layoutInCell="1" allowOverlap="1">
+            <wp:simplePos x="0" y="0"/>
+            <wp:positionH relativeFrom="column">
+              <wp:posOffset>-61595</wp:posOffset>
+            </wp:positionH>
+            <wp:positionV relativeFrom="paragraph">
+              <wp:posOffset>107315</wp:posOffset>
+            </wp:positionV>
+            <wp:extent cx="3149600" cy="1612900"/>
+            <wp:effectExtent l="19050" t="0" r="0" b="0"/>
+            <wp:wrapNone/>
+            <wp:docPr id="5" name="Obraz 4" descr="GPT29.PNG"/>
+            <wp:cNvGraphicFramePr>
+              <a:graphicFrameLocks xmlns:a="http://schemas.openxmlformats.org/drawingml/2006/main" noChangeAspect="1"/>
+            </wp:cNvGraphicFramePr>
+            <a:graphic xmlns:a="http://schemas.openxmlformats.org/drawingml/2006/main">
+              <a:graphicData uri="http://schemas.openxmlformats.org/drawingml/2006/picture">
+                <pic:pic xmlns:pic="http://schemas.openxmlformats.org/drawingml/2006/picture">
+                  <pic:nvPicPr>
+                    <pic:cNvPr id="0" name="GPT29.PNG"/>
+                    <pic:cNvPicPr/>
+                  </pic:nvPicPr>
+                  <pic:blipFill>
+                    <a:blip r:embed="rId10"/>
+                    <a:stretch>
+                      <a:fillRect/>
+                    </a:stretch>
+                  </pic:blipFill>
+                  <pic:spPr>
+                    <a:xfrm>
+                      <a:off x="0" y="0"/>
+                      <a:ext cx="3149600" cy="1612900"/>
+                    </a:xfrm>
+                    <a:prstGeom prst="rect">
+                      <a:avLst/>
+                    </a:prstGeom>
+                  </pic:spPr>
+                </pic:pic>
+              </a:graphicData>
+            </a:graphic>
+          </wp:anchor>
+        </w:drawing>
+      </w:r>
+    </w:p>
+    <w:p/>
+    <w:p/>
+    <w:p/>
+    <w:p/>
+    <w:p/>
     <w:p>
       <w:r>
         <w:t>30.08.2026</w:t>
       </w:r>
     </w:p>
-    <w:p/>
+    <w:p>
+      <w:r>
+        <w:t xml:space="preserve">Dziś dużo. Jak wspomniałem, zrobiłem jabłka. Dzięki GPTowi udało mi się też usunąć takie mruganie ekranu przy większych planszach spowodowane ciągłym czyszczeniem ekranu i rysowaniem planszy od nowa. Nauczył mnie, jak używać </w:t>
+      </w:r>
+      <w:r>
+        <w:rPr>
+          <w:i/>
+        </w:rPr>
+        <w:t>SetConsoleCursorPosition</w:t>
+      </w:r>
+      <w:r>
+        <w:t xml:space="preserve"> itd. Dodatkowo pokazał mi, jak usunąć kursor, bo czasami pojawiał się na środku planszy podczas rysowania i nie wyglądało to zbyt  estetycznie. Zabawy z tym całym poruszaniem się było dużo, bo mimo, iż moja metoda na nie jest </w:t>
+      </w:r>
+      <w:r>
+        <w:lastRenderedPageBreak/>
+        <w:t>sensowna to jednak dosyć złożona i trzeba wiele rzeczy uwzględniać, przez co aktualnie kod ma ponad 300 linijek.</w:t>
+      </w:r>
+      <w:r>
+        <w:t xml:space="preserve"> Znalazł się też błąd, który udało mi się wyłapać</w:t>
+      </w:r>
+      <w:r>
+        <w:t>(przez przypadek dałem -1 tam, gdzie nie powinno być)</w:t>
+      </w:r>
+      <w:r>
+        <w:t xml:space="preserve">, ale potem pojawił się kolejny, z którego znalezieniem już był większy problem. Z pomocą AI zobaczyłem, że po prostu czasami, kiedy Jim przepełzuje tuż przy ścianie, to kod bada element tablicy np. t[-1][7], więc dzieją się dziwne rzeczy. </w:t>
+      </w:r>
+      <w:r>
+        <w:t xml:space="preserve">Usunąłem go poprzez dodanie dodatkowego warunku, który wykluczy działanie na nieistniejących miejscach w tabeli. </w:t>
+      </w:r>
+      <w:r>
+        <w:t>Potem samodzielnie zobaczyłem, że podobny błąd wys</w:t>
+      </w:r>
+      <w:r>
+        <w:t xml:space="preserve">tępuje też w innym miejscu(przy kodzie na poruszanie się w danym kierunku) i </w:t>
+      </w:r>
+      <w:r>
+        <w:t>naprawiłem</w:t>
+      </w:r>
+      <w:r>
+        <w:t xml:space="preserve"> go, dodając </w:t>
+      </w:r>
+      <w:r>
+        <w:rPr>
+          <w:i/>
+        </w:rPr>
+        <w:t>if</w:t>
+      </w:r>
+      <w:r>
+        <w:t xml:space="preserve">a, a później </w:t>
+      </w:r>
+      <w:r>
+        <w:rPr>
+          <w:i/>
+        </w:rPr>
+        <w:t>else</w:t>
+      </w:r>
+      <w:r>
+        <w:t>’a, który zablokował nieistniejące działanie</w:t>
+      </w:r>
+      <w:r>
+        <w:t>.</w:t>
+      </w:r>
+      <w:r>
+        <w:t xml:space="preserve"> Wymyśliłem też, aby tymczasowo, póki nie mam tych kwadratów, zrobię planszę pustą, ale po prostu dam wokół niej obramówkę, aby było widać granice. </w:t>
+      </w:r>
+      <w:r>
+        <w:t>W planach mam dodanie moż</w:t>
+      </w:r>
+      <w:r>
+        <w:t>liwości wybrania prędkości i ilości ja</w:t>
+      </w:r>
+      <w:r>
+        <w:t>błek.</w:t>
+      </w:r>
+      <w:r>
+        <w:t xml:space="preserve"> Dodałem też wyświetlanie punktacji.</w:t>
+      </w:r>
+    </w:p>
+    <w:p>
+      <w:r>
+        <w:rPr>
+          <w:noProof/>
+        </w:rPr>
+        <w:drawing>
+          <wp:anchor distT="0" distB="0" distL="114300" distR="114300" simplePos="0" relativeHeight="251665408" behindDoc="0" locked="0" layoutInCell="1" allowOverlap="1">
+            <wp:simplePos x="0" y="0"/>
+            <wp:positionH relativeFrom="column">
+              <wp:posOffset>2345055</wp:posOffset>
+            </wp:positionH>
+            <wp:positionV relativeFrom="paragraph">
+              <wp:posOffset>90170</wp:posOffset>
+            </wp:positionV>
+            <wp:extent cx="3886200" cy="717550"/>
+            <wp:effectExtent l="19050" t="0" r="0" b="0"/>
+            <wp:wrapNone/>
+            <wp:docPr id="8" name="Obraz 7" descr="kod302.PNG"/>
+            <wp:cNvGraphicFramePr>
+              <a:graphicFrameLocks xmlns:a="http://schemas.openxmlformats.org/drawingml/2006/main" noChangeAspect="1"/>
+            </wp:cNvGraphicFramePr>
+            <a:graphic xmlns:a="http://schemas.openxmlformats.org/drawingml/2006/main">
+              <a:graphicData uri="http://schemas.openxmlformats.org/drawingml/2006/picture">
+                <pic:pic xmlns:pic="http://schemas.openxmlformats.org/drawingml/2006/picture">
+                  <pic:nvPicPr>
+                    <pic:cNvPr id="0" name="kod302.PNG"/>
+                    <pic:cNvPicPr/>
+                  </pic:nvPicPr>
+                  <pic:blipFill>
+                    <a:blip r:embed="rId11"/>
+                    <a:stretch>
+                      <a:fillRect/>
+                    </a:stretch>
+                  </pic:blipFill>
+                  <pic:spPr>
+                    <a:xfrm>
+                      <a:off x="0" y="0"/>
+                      <a:ext cx="3886200" cy="717550"/>
+                    </a:xfrm>
+                    <a:prstGeom prst="rect">
+                      <a:avLst/>
+                    </a:prstGeom>
+                  </pic:spPr>
+                </pic:pic>
+              </a:graphicData>
+            </a:graphic>
+          </wp:anchor>
+        </w:drawing>
+      </w:r>
+      <w:r>
+        <w:rPr>
+          <w:noProof/>
+        </w:rPr>
+        <w:drawing>
+          <wp:anchor distT="0" distB="0" distL="114300" distR="114300" simplePos="0" relativeHeight="251663360" behindDoc="0" locked="0" layoutInCell="1" allowOverlap="1">
+            <wp:simplePos x="0" y="0"/>
+            <wp:positionH relativeFrom="column">
+              <wp:posOffset>84455</wp:posOffset>
+            </wp:positionH>
+            <wp:positionV relativeFrom="paragraph">
+              <wp:posOffset>46355</wp:posOffset>
+            </wp:positionV>
+            <wp:extent cx="2096360" cy="2381250"/>
+            <wp:effectExtent l="19050" t="0" r="0" b="0"/>
+            <wp:wrapNone/>
+            <wp:docPr id="6" name="Obraz 5" descr="kod301p1.PNG"/>
+            <wp:cNvGraphicFramePr>
+              <a:graphicFrameLocks xmlns:a="http://schemas.openxmlformats.org/drawingml/2006/main" noChangeAspect="1"/>
+            </wp:cNvGraphicFramePr>
+            <a:graphic xmlns:a="http://schemas.openxmlformats.org/drawingml/2006/main">
+              <a:graphicData uri="http://schemas.openxmlformats.org/drawingml/2006/picture">
+                <pic:pic xmlns:pic="http://schemas.openxmlformats.org/drawingml/2006/picture">
+                  <pic:nvPicPr>
+                    <pic:cNvPr id="0" name="kod301p1.PNG"/>
+                    <pic:cNvPicPr/>
+                  </pic:nvPicPr>
+                  <pic:blipFill>
+                    <a:blip r:embed="rId12"/>
+                    <a:stretch>
+                      <a:fillRect/>
+                    </a:stretch>
+                  </pic:blipFill>
+                  <pic:spPr>
+                    <a:xfrm>
+                      <a:off x="0" y="0"/>
+                      <a:ext cx="2096360" cy="2381250"/>
+                    </a:xfrm>
+                    <a:prstGeom prst="rect">
+                      <a:avLst/>
+                    </a:prstGeom>
+                  </pic:spPr>
+                </pic:pic>
+              </a:graphicData>
+            </a:graphic>
+          </wp:anchor>
+        </w:drawing>
+      </w:r>
+    </w:p>
+    <w:p/>
+    <w:p/>
+    <w:p>
+      <w:pPr>
+        <w:rPr>
+          <w:rFonts w:ascii="Book Antiqua" w:hAnsi="Book Antiqua"/>
+          <w:sz w:val="12"/>
+        </w:rPr>
+      </w:pPr>
+      <w:r>
+        <w:t xml:space="preserve">                                                  </w:t>
+      </w:r>
+      <w:r>
+        <w:t xml:space="preserve">                      </w:t>
+      </w:r>
+      <w:r>
+        <w:rPr>
+          <w:rFonts w:ascii="Book Antiqua" w:hAnsi="Book Antiqua"/>
+          <w:sz w:val="14"/>
+          <w:szCs w:val="14"/>
+        </w:rPr>
+        <w:t>Kod na normalny ruch. Tutaj był</w:t>
+      </w:r>
+      <w:r>
+        <w:rPr>
+          <w:rFonts w:ascii="Book Antiqua" w:hAnsi="Book Antiqua"/>
+          <w:sz w:val="14"/>
+          <w:szCs w:val="14"/>
+        </w:rPr>
+        <w:t xml:space="preserve"> ten błąd, ale pierwszy z warunków go uniemożliwia.</w:t>
+      </w:r>
+    </w:p>
+    <w:p>
+      <w:r>
+        <w:rPr>
+          <w:noProof/>
+        </w:rPr>
+        <w:drawing>
+          <wp:anchor distT="0" distB="0" distL="114300" distR="114300" simplePos="0" relativeHeight="251666432" behindDoc="0" locked="0" layoutInCell="1" allowOverlap="1">
+            <wp:simplePos x="0" y="0"/>
+            <wp:positionH relativeFrom="column">
+              <wp:posOffset>2421255</wp:posOffset>
+            </wp:positionH>
+            <wp:positionV relativeFrom="paragraph">
+              <wp:posOffset>40640</wp:posOffset>
+            </wp:positionV>
+            <wp:extent cx="3263900" cy="2165350"/>
+            <wp:effectExtent l="19050" t="0" r="0" b="0"/>
+            <wp:wrapNone/>
+            <wp:docPr id="9" name="Obraz 8" descr="kod303.PNG"/>
+            <wp:cNvGraphicFramePr>
+              <a:graphicFrameLocks xmlns:a="http://schemas.openxmlformats.org/drawingml/2006/main" noChangeAspect="1"/>
+            </wp:cNvGraphicFramePr>
+            <a:graphic xmlns:a="http://schemas.openxmlformats.org/drawingml/2006/main">
+              <a:graphicData uri="http://schemas.openxmlformats.org/drawingml/2006/picture">
+                <pic:pic xmlns:pic="http://schemas.openxmlformats.org/drawingml/2006/picture">
+                  <pic:nvPicPr>
+                    <pic:cNvPr id="0" name="kod303.PNG"/>
+                    <pic:cNvPicPr/>
+                  </pic:nvPicPr>
+                  <pic:blipFill>
+                    <a:blip r:embed="rId13"/>
+                    <a:stretch>
+                      <a:fillRect/>
+                    </a:stretch>
+                  </pic:blipFill>
+                  <pic:spPr>
+                    <a:xfrm>
+                      <a:off x="0" y="0"/>
+                      <a:ext cx="3263900" cy="2165350"/>
+                    </a:xfrm>
+                    <a:prstGeom prst="rect">
+                      <a:avLst/>
+                    </a:prstGeom>
+                  </pic:spPr>
+                </pic:pic>
+              </a:graphicData>
+            </a:graphic>
+          </wp:anchor>
+        </w:drawing>
+      </w:r>
+    </w:p>
+    <w:p/>
+    <w:p/>
+    <w:p>
+      <w:r>
+        <w:rPr>
+          <w:noProof/>
+        </w:rPr>
+        <w:drawing>
+          <wp:anchor distT="0" distB="0" distL="114300" distR="114300" simplePos="0" relativeHeight="251664384" behindDoc="0" locked="0" layoutInCell="1" allowOverlap="1">
+            <wp:simplePos x="0" y="0"/>
+            <wp:positionH relativeFrom="column">
+              <wp:posOffset>84455</wp:posOffset>
+            </wp:positionH>
+            <wp:positionV relativeFrom="paragraph">
+              <wp:posOffset>177800</wp:posOffset>
+            </wp:positionV>
+            <wp:extent cx="2489200" cy="1631950"/>
+            <wp:effectExtent l="19050" t="0" r="6350" b="0"/>
+            <wp:wrapNone/>
+            <wp:docPr id="7" name="Obraz 6" descr="kod301p2.PNG"/>
+            <wp:cNvGraphicFramePr>
+              <a:graphicFrameLocks xmlns:a="http://schemas.openxmlformats.org/drawingml/2006/main" noChangeAspect="1"/>
+            </wp:cNvGraphicFramePr>
+            <a:graphic xmlns:a="http://schemas.openxmlformats.org/drawingml/2006/main">
+              <a:graphicData uri="http://schemas.openxmlformats.org/drawingml/2006/picture">
+                <pic:pic xmlns:pic="http://schemas.openxmlformats.org/drawingml/2006/picture">
+                  <pic:nvPicPr>
+                    <pic:cNvPr id="0" name="kod301p2.PNG"/>
+                    <pic:cNvPicPr/>
+                  </pic:nvPicPr>
+                  <pic:blipFill>
+                    <a:blip r:embed="rId14"/>
+                    <a:stretch>
+                      <a:fillRect/>
+                    </a:stretch>
+                  </pic:blipFill>
+                  <pic:spPr>
+                    <a:xfrm>
+                      <a:off x="0" y="0"/>
+                      <a:ext cx="2489200" cy="1631950"/>
+                    </a:xfrm>
+                    <a:prstGeom prst="rect">
+                      <a:avLst/>
+                    </a:prstGeom>
+                  </pic:spPr>
+                </pic:pic>
+              </a:graphicData>
+            </a:graphic>
+          </wp:anchor>
+        </w:drawing>
+      </w:r>
+    </w:p>
+    <w:p/>
+    <w:p/>
+    <w:p/>
+    <w:p>
+      <w:pPr>
+        <w:rPr>
+          <w:rFonts w:ascii="Book Antiqua" w:hAnsi="Book Antiqua"/>
+        </w:rPr>
+      </w:pPr>
+      <w:r>
+        <w:rPr>
+          <w:noProof/>
+        </w:rPr>
+        <w:drawing>
+          <wp:anchor distT="0" distB="0" distL="114300" distR="114300" simplePos="0" relativeHeight="251667456" behindDoc="0" locked="0" layoutInCell="1" allowOverlap="1">
+            <wp:simplePos x="0" y="0"/>
+            <wp:positionH relativeFrom="column">
+              <wp:posOffset>3386455</wp:posOffset>
+            </wp:positionH>
+            <wp:positionV relativeFrom="paragraph">
+              <wp:posOffset>320040</wp:posOffset>
+            </wp:positionV>
+            <wp:extent cx="2226945" cy="2330450"/>
+            <wp:effectExtent l="19050" t="0" r="1905" b="0"/>
+            <wp:wrapNone/>
+            <wp:docPr id="10" name="Obraz 9" descr="terminal30.PNG"/>
+            <wp:cNvGraphicFramePr>
+              <a:graphicFrameLocks xmlns:a="http://schemas.openxmlformats.org/drawingml/2006/main" noChangeAspect="1"/>
+            </wp:cNvGraphicFramePr>
+            <a:graphic xmlns:a="http://schemas.openxmlformats.org/drawingml/2006/main">
+              <a:graphicData uri="http://schemas.openxmlformats.org/drawingml/2006/picture">
+                <pic:pic xmlns:pic="http://schemas.openxmlformats.org/drawingml/2006/picture">
+                  <pic:nvPicPr>
+                    <pic:cNvPr id="0" name="terminal30.PNG"/>
+                    <pic:cNvPicPr/>
+                  </pic:nvPicPr>
+                  <pic:blipFill>
+                    <a:blip r:embed="rId15"/>
+                    <a:stretch>
+                      <a:fillRect/>
+                    </a:stretch>
+                  </pic:blipFill>
+                  <pic:spPr>
+                    <a:xfrm>
+                      <a:off x="0" y="0"/>
+                      <a:ext cx="2226945" cy="2330450"/>
+                    </a:xfrm>
+                    <a:prstGeom prst="rect">
+                      <a:avLst/>
+                    </a:prstGeom>
+                  </pic:spPr>
+                </pic:pic>
+              </a:graphicData>
+            </a:graphic>
+          </wp:anchor>
+        </w:drawing>
+      </w:r>
+      <w:r>
+        <w:t xml:space="preserve">                                                                                  </w:t>
+      </w:r>
+      <w:r>
+        <w:rPr>
+          <w:rFonts w:ascii="Book Antiqua" w:hAnsi="Book Antiqua"/>
+        </w:rPr>
+        <w:t>Voidy, których nauczył mnie GPT.</w:t>
+      </w:r>
+    </w:p>
+    <w:p/>
+    <w:p>
+      <w:pPr>
+        <w:rPr>
+          <w:rFonts w:ascii="Book Antiqua" w:hAnsi="Book Antiqua"/>
+          <w:sz w:val="18"/>
+        </w:rPr>
+      </w:pPr>
+      <w:r>
+        <w:rPr>
+          <w:rFonts w:ascii="Book Antiqua" w:hAnsi="Book Antiqua"/>
+          <w:sz w:val="18"/>
+        </w:rPr>
+        <w:t>Kod na pójście w górę</w:t>
+      </w:r>
+      <w:r>
+        <w:rPr>
+          <w:rFonts w:ascii="Book Antiqua" w:hAnsi="Book Antiqua"/>
+          <w:sz w:val="18"/>
+        </w:rPr>
+        <w:t>, reszta analogicznie.</w:t>
+      </w:r>
+    </w:p>
+    <w:p>
+      <w:r>
+        <w:rPr>
+          <w:noProof/>
+        </w:rPr>
+        <w:drawing>
+          <wp:anchor distT="0" distB="0" distL="114300" distR="114300" simplePos="0" relativeHeight="251668480" behindDoc="0" locked="0" layoutInCell="1" allowOverlap="1">
+            <wp:simplePos x="0" y="0"/>
+            <wp:positionH relativeFrom="column">
+              <wp:posOffset>-569595</wp:posOffset>
+            </wp:positionH>
+            <wp:positionV relativeFrom="paragraph">
+              <wp:posOffset>29845</wp:posOffset>
+            </wp:positionV>
+            <wp:extent cx="3759200" cy="2286000"/>
+            <wp:effectExtent l="19050" t="0" r="0" b="0"/>
+            <wp:wrapNone/>
+            <wp:docPr id="11" name="Obraz 10" descr="GPT301.PNG"/>
+            <wp:cNvGraphicFramePr>
+              <a:graphicFrameLocks xmlns:a="http://schemas.openxmlformats.org/drawingml/2006/main" noChangeAspect="1"/>
+            </wp:cNvGraphicFramePr>
+            <a:graphic xmlns:a="http://schemas.openxmlformats.org/drawingml/2006/main">
+              <a:graphicData uri="http://schemas.openxmlformats.org/drawingml/2006/picture">
+                <pic:pic xmlns:pic="http://schemas.openxmlformats.org/drawingml/2006/picture">
+                  <pic:nvPicPr>
+                    <pic:cNvPr id="0" name="GPT301.PNG"/>
+                    <pic:cNvPicPr/>
+                  </pic:nvPicPr>
+                  <pic:blipFill>
+                    <a:blip r:embed="rId16"/>
+                    <a:stretch>
+                      <a:fillRect/>
+                    </a:stretch>
+                  </pic:blipFill>
+                  <pic:spPr>
+                    <a:xfrm>
+                      <a:off x="0" y="0"/>
+                      <a:ext cx="3759200" cy="2286000"/>
+                    </a:xfrm>
+                    <a:prstGeom prst="rect">
+                      <a:avLst/>
+                    </a:prstGeom>
+                  </pic:spPr>
+                </pic:pic>
+              </a:graphicData>
+            </a:graphic>
+          </wp:anchor>
+        </w:drawing>
+      </w:r>
+    </w:p>
+    <w:p/>
+    <w:p/>
+    <w:p/>
+    <w:p/>
+    <w:p/>
+    <w:p>
+      <w:pPr>
+        <w:rPr>
+          <w:rFonts w:ascii="Book Antiqua" w:hAnsi="Book Antiqua"/>
+        </w:rPr>
+      </w:pPr>
+      <w:r>
+        <w:t xml:space="preserve">                                                                                                          </w:t>
+      </w:r>
+      <w:r>
+        <w:t xml:space="preserve"> </w:t>
+      </w:r>
+      <w:r>
+        <w:rPr>
+          <w:rFonts w:ascii="Book Antiqua" w:hAnsi="Book Antiqua"/>
+        </w:rPr>
+        <w:t>Przykładowy ekran($ to jabłk</w:t>
+      </w:r>
+      <w:r>
+        <w:rPr>
+          <w:rFonts w:ascii="Book Antiqua" w:hAnsi="Book Antiqua"/>
+        </w:rPr>
+        <w:t>o)</w:t>
+      </w:r>
+    </w:p>
+    <w:p>
+      <w:r>
+        <w:rPr>
+          <w:noProof/>
+        </w:rPr>
+        <w:lastRenderedPageBreak/>
+        <w:drawing>
+          <wp:anchor distT="0" distB="0" distL="114300" distR="114300" simplePos="0" relativeHeight="251671552" behindDoc="0" locked="0" layoutInCell="1" allowOverlap="1">
+            <wp:simplePos x="0" y="0"/>
+            <wp:positionH relativeFrom="column">
+              <wp:posOffset>3056255</wp:posOffset>
+            </wp:positionH>
+            <wp:positionV relativeFrom="paragraph">
+              <wp:posOffset>-391795</wp:posOffset>
+            </wp:positionV>
+            <wp:extent cx="3330575" cy="1746250"/>
+            <wp:effectExtent l="19050" t="0" r="3175" b="0"/>
+            <wp:wrapNone/>
+            <wp:docPr id="14" name="Obraz 13" descr="GPT303.PNG"/>
+            <wp:cNvGraphicFramePr>
+              <a:graphicFrameLocks xmlns:a="http://schemas.openxmlformats.org/drawingml/2006/main" noChangeAspect="1"/>
+            </wp:cNvGraphicFramePr>
+            <a:graphic xmlns:a="http://schemas.openxmlformats.org/drawingml/2006/main">
+              <a:graphicData uri="http://schemas.openxmlformats.org/drawingml/2006/picture">
+                <pic:pic xmlns:pic="http://schemas.openxmlformats.org/drawingml/2006/picture">
+                  <pic:nvPicPr>
+                    <pic:cNvPr id="0" name="GPT303.PNG"/>
+                    <pic:cNvPicPr/>
+                  </pic:nvPicPr>
+                  <pic:blipFill>
+                    <a:blip r:embed="rId17"/>
+                    <a:stretch>
+                      <a:fillRect/>
+                    </a:stretch>
+                  </pic:blipFill>
+                  <pic:spPr>
+                    <a:xfrm>
+                      <a:off x="0" y="0"/>
+                      <a:ext cx="3330575" cy="1746250"/>
+                    </a:xfrm>
+                    <a:prstGeom prst="rect">
+                      <a:avLst/>
+                    </a:prstGeom>
+                  </pic:spPr>
+                </pic:pic>
+              </a:graphicData>
+            </a:graphic>
+          </wp:anchor>
+        </w:drawing>
+      </w:r>
+      <w:r>
+        <w:rPr>
+          <w:noProof/>
+        </w:rPr>
+        <w:drawing>
+          <wp:anchor distT="0" distB="0" distL="114300" distR="114300" simplePos="0" relativeHeight="251669504" behindDoc="0" locked="0" layoutInCell="1" allowOverlap="1">
+            <wp:simplePos x="0" y="0"/>
+            <wp:positionH relativeFrom="column">
+              <wp:posOffset>-239395</wp:posOffset>
+            </wp:positionH>
+            <wp:positionV relativeFrom="paragraph">
+              <wp:posOffset>-506095</wp:posOffset>
+            </wp:positionV>
+            <wp:extent cx="3086100" cy="2178050"/>
+            <wp:effectExtent l="19050" t="0" r="0" b="0"/>
+            <wp:wrapNone/>
+            <wp:docPr id="12" name="Obraz 11" descr="GPT302p1.PNG"/>
+            <wp:cNvGraphicFramePr>
+              <a:graphicFrameLocks xmlns:a="http://schemas.openxmlformats.org/drawingml/2006/main" noChangeAspect="1"/>
+            </wp:cNvGraphicFramePr>
+            <a:graphic xmlns:a="http://schemas.openxmlformats.org/drawingml/2006/main">
+              <a:graphicData uri="http://schemas.openxmlformats.org/drawingml/2006/picture">
+                <pic:pic xmlns:pic="http://schemas.openxmlformats.org/drawingml/2006/picture">
+                  <pic:nvPicPr>
+                    <pic:cNvPr id="0" name="GPT302p1.PNG"/>
+                    <pic:cNvPicPr/>
+                  </pic:nvPicPr>
+                  <pic:blipFill>
+                    <a:blip r:embed="rId18" cstate="print"/>
+                    <a:stretch>
+                      <a:fillRect/>
+                    </a:stretch>
+                  </pic:blipFill>
+                  <pic:spPr>
+                    <a:xfrm>
+                      <a:off x="0" y="0"/>
+                      <a:ext cx="3086100" cy="2178050"/>
+                    </a:xfrm>
+                    <a:prstGeom prst="rect">
+                      <a:avLst/>
+                    </a:prstGeom>
+                  </pic:spPr>
+                </pic:pic>
+              </a:graphicData>
+            </a:graphic>
+          </wp:anchor>
+        </w:drawing>
+      </w:r>
+    </w:p>
+    <w:p/>
+    <w:p/>
+    <w:p/>
+    <w:p/>
+    <w:p>
+      <w:r>
+        <w:rPr>
+          <w:noProof/>
+        </w:rPr>
+        <w:drawing>
+          <wp:anchor distT="0" distB="0" distL="114300" distR="114300" simplePos="0" relativeHeight="251670528" behindDoc="0" locked="0" layoutInCell="1" allowOverlap="1">
+            <wp:simplePos x="0" y="0"/>
+            <wp:positionH relativeFrom="column">
+              <wp:posOffset>-239395</wp:posOffset>
+            </wp:positionH>
+            <wp:positionV relativeFrom="paragraph">
+              <wp:posOffset>56515</wp:posOffset>
+            </wp:positionV>
+            <wp:extent cx="3149600" cy="609600"/>
+            <wp:effectExtent l="19050" t="0" r="0" b="0"/>
+            <wp:wrapNone/>
+            <wp:docPr id="13" name="Obraz 12" descr="GPT302p2.PNG"/>
+            <wp:cNvGraphicFramePr>
+              <a:graphicFrameLocks xmlns:a="http://schemas.openxmlformats.org/drawingml/2006/main" noChangeAspect="1"/>
+            </wp:cNvGraphicFramePr>
+            <a:graphic xmlns:a="http://schemas.openxmlformats.org/drawingml/2006/main">
+              <a:graphicData uri="http://schemas.openxmlformats.org/drawingml/2006/picture">
+                <pic:pic xmlns:pic="http://schemas.openxmlformats.org/drawingml/2006/picture">
+                  <pic:nvPicPr>
+                    <pic:cNvPr id="0" name="GPT302p2.PNG"/>
+                    <pic:cNvPicPr/>
+                  </pic:nvPicPr>
+                  <pic:blipFill>
+                    <a:blip r:embed="rId19" cstate="print"/>
+                    <a:stretch>
+                      <a:fillRect/>
+                    </a:stretch>
+                  </pic:blipFill>
+                  <pic:spPr>
+                    <a:xfrm>
+                      <a:off x="0" y="0"/>
+                      <a:ext cx="3149600" cy="609600"/>
+                    </a:xfrm>
+                    <a:prstGeom prst="rect">
+                      <a:avLst/>
+                    </a:prstGeom>
+                  </pic:spPr>
+                </pic:pic>
+              </a:graphicData>
+            </a:graphic>
+          </wp:anchor>
+        </w:drawing>
+      </w:r>
+    </w:p>
+    <w:p/>
+    <w:p/>
+    <w:p>
+      <w:r>
+        <w:t>31.08.2026</w:t>
+      </w:r>
+    </w:p>
+    <w:p>
+      <w:r>
+        <w:t xml:space="preserve">Dziś ostanie szlify, bo teoretycznie cały program działa. Przetestowany chyba ze 100 razy. A te kwadraty chyba nie wyjdą… Pomysł zaczerpnąłem od Pauliny Litwińskiej, ale gdy jej kod odpaliłem na moim laptopie, wypluwał tylko zupełny bełkot. Tak jakby nie obsługiwał w ogóle takiej funkcji. Dodam zaraz współrzędne i moje nazwisko, ale do tego muszę zmienić </w:t>
+      </w:r>
+      <w:r>
+        <w:rPr>
+          <w:i/>
+        </w:rPr>
+        <w:t>void</w:t>
+      </w:r>
+      <w:r>
+        <w:t>a na przesuwanie kursora na początek, żeby teraz przesuwał się tam, gdzie chcę. Wszystko dlatego, że czasami współrzędne są jednocyfrowe, a czasami dwu i nadpisuje tylko część, a końcówka pozostaje. Chociaż… Właśnie wymyśliłem, że mogę przecież wypisywać współrzędne jednocyfrowe z zerem na początku…</w:t>
+      </w:r>
+    </w:p>
     <w:sectPr>
       <w:pgSz w:w="11906" w:h="16838"/>
       <w:pgMar w:top="1417" w:right="1417" w:bottom="1417" w:left="1417" w:header="708" w:footer="708" w:gutter="0"/>

--- a/dokumentacja.docx
+++ b/dokumentacja.docx
@@ -1009,6 +1009,28 @@
       </w:r>
       <w:r>
         <w:t>a na przesuwanie kursora na początek, żeby teraz przesuwał się tam, gdzie chcę. Wszystko dlatego, że czasami współrzędne są jednocyfrowe, a czasami dwu i nadpisuje tylko część, a końcówka pozostaje. Chociaż… Właśnie wymyśliłem, że mogę przecież wypisywać współrzędne jednocyfrowe z zerem na początku…</w:t>
+      </w:r>
+      <w:r>
+        <w:t xml:space="preserve"> </w:t>
+      </w:r>
+    </w:p>
+    <w:p>
+      <w:r>
+        <w:t xml:space="preserve">Udało się w ten sposób. Dodałem też możliwość zmiany ilości jabłek, które występują na planszy naraz i zmiany prędkości. Choć od tego, jak szybko się porusza zależy tez to, jak szybko generuje całą tablice, bo </w:t>
+      </w:r>
+      <w:r>
+        <w:rPr>
+          <w:i/>
+        </w:rPr>
+        <w:t>cout</w:t>
+      </w:r>
+      <w:r>
+        <w:t>y trochę czasu zajmują…</w:t>
+      </w:r>
+    </w:p>
+    <w:p>
+      <w:r>
+        <w:t>UDAŁO SIĘ!!! W KOŃCU ODKRYŁEM SEKRET TYCH KWADRATÓW!!! Z lekką pomocą AI i asystą Pauliny Litwińskiej. Doszedłem też do wniosku, że przecież mogę dać spacje między każdą kolumnę, żeby plansza nie była taka prostokątna, a bardziej kwadratowa. Więc udało mi się to wszystko osiągnąć po 23:00 31 sierpnia. Czyli jeszcze wakacje :1 Ewentualnie jutro dopracuję dwie drobne rzeczy, które nic tragicznego nie wnoszą do gry, ale jednak są błędne. Mianowicie czasami wciskane klawisze strzałek się stackują i „czekają w kolejce” oraz nie można się kręcić w kółko, gdy długość Jima wynosi 4.</w:t>
       </w:r>
     </w:p>
     <w:sectPr>

--- a/dokumentacja.docx
+++ b/dokumentacja.docx
@@ -1030,7 +1030,300 @@
     </w:p>
     <w:p>
       <w:r>
+        <w:rPr>
+          <w:noProof/>
+        </w:rPr>
+        <w:drawing>
+          <wp:anchor distT="0" distB="0" distL="114300" distR="114300" simplePos="0" relativeHeight="251674624" behindDoc="0" locked="0" layoutInCell="1" allowOverlap="1">
+            <wp:simplePos x="0" y="0"/>
+            <wp:positionH relativeFrom="column">
+              <wp:posOffset>2300605</wp:posOffset>
+            </wp:positionH>
+            <wp:positionV relativeFrom="paragraph">
+              <wp:posOffset>1254125</wp:posOffset>
+            </wp:positionV>
+            <wp:extent cx="3486150" cy="2273300"/>
+            <wp:effectExtent l="19050" t="0" r="0" b="0"/>
+            <wp:wrapNone/>
+            <wp:docPr id="16" name="Obraz 15" descr="GPT31.PNG"/>
+            <wp:cNvGraphicFramePr>
+              <a:graphicFrameLocks xmlns:a="http://schemas.openxmlformats.org/drawingml/2006/main" noChangeAspect="1"/>
+            </wp:cNvGraphicFramePr>
+            <a:graphic xmlns:a="http://schemas.openxmlformats.org/drawingml/2006/main">
+              <a:graphicData uri="http://schemas.openxmlformats.org/drawingml/2006/picture">
+                <pic:pic xmlns:pic="http://schemas.openxmlformats.org/drawingml/2006/picture">
+                  <pic:nvPicPr>
+                    <pic:cNvPr id="0" name="GPT31.PNG"/>
+                    <pic:cNvPicPr/>
+                  </pic:nvPicPr>
+                  <pic:blipFill>
+                    <a:blip r:embed="rId20"/>
+                    <a:stretch>
+                      <a:fillRect/>
+                    </a:stretch>
+                  </pic:blipFill>
+                  <pic:spPr>
+                    <a:xfrm>
+                      <a:off x="0" y="0"/>
+                      <a:ext cx="3486150" cy="2273300"/>
+                    </a:xfrm>
+                    <a:prstGeom prst="rect">
+                      <a:avLst/>
+                    </a:prstGeom>
+                  </pic:spPr>
+                </pic:pic>
+              </a:graphicData>
+            </a:graphic>
+          </wp:anchor>
+        </w:drawing>
+      </w:r>
+      <w:r>
+        <w:rPr>
+          <w:noProof/>
+        </w:rPr>
+        <w:drawing>
+          <wp:anchor distT="0" distB="0" distL="114300" distR="114300" simplePos="0" relativeHeight="251672576" behindDoc="0" locked="0" layoutInCell="1" allowOverlap="1">
+            <wp:simplePos x="0" y="0"/>
+            <wp:positionH relativeFrom="column">
+              <wp:posOffset>-671195</wp:posOffset>
+            </wp:positionH>
+            <wp:positionV relativeFrom="paragraph">
+              <wp:posOffset>1285875</wp:posOffset>
+            </wp:positionV>
+            <wp:extent cx="2737972" cy="2832100"/>
+            <wp:effectExtent l="19050" t="0" r="5228" b="0"/>
+            <wp:wrapNone/>
+            <wp:docPr id="15" name="Obraz 14" descr="terminal31.PNG"/>
+            <wp:cNvGraphicFramePr>
+              <a:graphicFrameLocks xmlns:a="http://schemas.openxmlformats.org/drawingml/2006/main" noChangeAspect="1"/>
+            </wp:cNvGraphicFramePr>
+            <a:graphic xmlns:a="http://schemas.openxmlformats.org/drawingml/2006/main">
+              <a:graphicData uri="http://schemas.openxmlformats.org/drawingml/2006/picture">
+                <pic:pic xmlns:pic="http://schemas.openxmlformats.org/drawingml/2006/picture">
+                  <pic:nvPicPr>
+                    <pic:cNvPr id="0" name="terminal31.PNG"/>
+                    <pic:cNvPicPr/>
+                  </pic:nvPicPr>
+                  <pic:blipFill>
+                    <a:blip r:embed="rId21"/>
+                    <a:stretch>
+                      <a:fillRect/>
+                    </a:stretch>
+                  </pic:blipFill>
+                  <pic:spPr>
+                    <a:xfrm>
+                      <a:off x="0" y="0"/>
+                      <a:ext cx="2737972" cy="2832100"/>
+                    </a:xfrm>
+                    <a:prstGeom prst="rect">
+                      <a:avLst/>
+                    </a:prstGeom>
+                  </pic:spPr>
+                </pic:pic>
+              </a:graphicData>
+            </a:graphic>
+          </wp:anchor>
+        </w:drawing>
+      </w:r>
+      <w:r>
         <w:t>UDAŁO SIĘ!!! W KOŃCU ODKRYŁEM SEKRET TYCH KWADRATÓW!!! Z lekką pomocą AI i asystą Pauliny Litwińskiej. Doszedłem też do wniosku, że przecież mogę dać spacje między każdą kolumnę, żeby plansza nie była taka prostokątna, a bardziej kwadratowa. Więc udało mi się to wszystko osiągnąć po 23:00 31 sierpnia. Czyli jeszcze wakacje :1 Ewentualnie jutro dopracuję dwie drobne rzeczy, które nic tragicznego nie wnoszą do gry, ale jednak są błędne. Mianowicie czasami wciskane klawisze strzałek się stackują i „czekają w kolejce” oraz nie można się kręcić w kółko, gdy długość Jima wynosi 4.</w:t>
+      </w:r>
+    </w:p>
+    <w:p/>
+    <w:p/>
+    <w:p/>
+    <w:p/>
+    <w:p/>
+    <w:p/>
+    <w:p/>
+    <w:p>
+      <w:r>
+        <w:rPr>
+          <w:noProof/>
+        </w:rPr>
+        <w:drawing>
+          <wp:anchor distT="0" distB="0" distL="114300" distR="114300" simplePos="0" relativeHeight="251673600" behindDoc="0" locked="0" layoutInCell="1" allowOverlap="1">
+            <wp:simplePos x="0" y="0"/>
+            <wp:positionH relativeFrom="column">
+              <wp:posOffset>2529205</wp:posOffset>
+            </wp:positionH>
+            <wp:positionV relativeFrom="paragraph">
+              <wp:posOffset>50800</wp:posOffset>
+            </wp:positionV>
+            <wp:extent cx="3035300" cy="806450"/>
+            <wp:effectExtent l="19050" t="0" r="0" b="0"/>
+            <wp:wrapNone/>
+            <wp:docPr id="17" name="Obraz 16" descr="kod.311.PNG"/>
+            <wp:cNvGraphicFramePr>
+              <a:graphicFrameLocks xmlns:a="http://schemas.openxmlformats.org/drawingml/2006/main" noChangeAspect="1"/>
+            </wp:cNvGraphicFramePr>
+            <a:graphic xmlns:a="http://schemas.openxmlformats.org/drawingml/2006/main">
+              <a:graphicData uri="http://schemas.openxmlformats.org/drawingml/2006/picture">
+                <pic:pic xmlns:pic="http://schemas.openxmlformats.org/drawingml/2006/picture">
+                  <pic:nvPicPr>
+                    <pic:cNvPr id="0" name="kod.311.PNG"/>
+                    <pic:cNvPicPr/>
+                  </pic:nvPicPr>
+                  <pic:blipFill>
+                    <a:blip r:embed="rId22"/>
+                    <a:stretch>
+                      <a:fillRect/>
+                    </a:stretch>
+                  </pic:blipFill>
+                  <pic:spPr>
+                    <a:xfrm>
+                      <a:off x="0" y="0"/>
+                      <a:ext cx="3035300" cy="806450"/>
+                    </a:xfrm>
+                    <a:prstGeom prst="rect">
+                      <a:avLst/>
+                    </a:prstGeom>
+                  </pic:spPr>
+                </pic:pic>
+              </a:graphicData>
+            </a:graphic>
+          </wp:anchor>
+        </w:drawing>
+      </w:r>
+    </w:p>
+    <w:p>
+      <w:r>
+        <w:lastRenderedPageBreak/>
+        <w:t>1.09.2026</w:t>
+      </w:r>
+    </w:p>
+    <w:p>
+      <w:r>
+        <w:rPr>
+          <w:noProof/>
+        </w:rPr>
+        <w:drawing>
+          <wp:anchor distT="0" distB="0" distL="114300" distR="114300" simplePos="0" relativeHeight="251676672" behindDoc="0" locked="0" layoutInCell="1" allowOverlap="1">
+            <wp:simplePos x="0" y="0"/>
+            <wp:positionH relativeFrom="column">
+              <wp:posOffset>-791845</wp:posOffset>
+            </wp:positionH>
+            <wp:positionV relativeFrom="paragraph">
+              <wp:posOffset>796290</wp:posOffset>
+            </wp:positionV>
+            <wp:extent cx="5219700" cy="1358900"/>
+            <wp:effectExtent l="19050" t="0" r="0" b="0"/>
+            <wp:wrapNone/>
+            <wp:docPr id="18" name="Obraz 17" descr="kod011.PNG"/>
+            <wp:cNvGraphicFramePr>
+              <a:graphicFrameLocks xmlns:a="http://schemas.openxmlformats.org/drawingml/2006/main" noChangeAspect="1"/>
+            </wp:cNvGraphicFramePr>
+            <a:graphic xmlns:a="http://schemas.openxmlformats.org/drawingml/2006/main">
+              <a:graphicData uri="http://schemas.openxmlformats.org/drawingml/2006/picture">
+                <pic:pic xmlns:pic="http://schemas.openxmlformats.org/drawingml/2006/picture">
+                  <pic:nvPicPr>
+                    <pic:cNvPr id="0" name="kod011.PNG"/>
+                    <pic:cNvPicPr/>
+                  </pic:nvPicPr>
+                  <pic:blipFill>
+                    <a:blip r:embed="rId23"/>
+                    <a:stretch>
+                      <a:fillRect/>
+                    </a:stretch>
+                  </pic:blipFill>
+                  <pic:spPr>
+                    <a:xfrm>
+                      <a:off x="0" y="0"/>
+                      <a:ext cx="5219700" cy="1358900"/>
+                    </a:xfrm>
+                    <a:prstGeom prst="rect">
+                      <a:avLst/>
+                    </a:prstGeom>
+                  </pic:spPr>
+                </pic:pic>
+              </a:graphicData>
+            </a:graphic>
+          </wp:anchor>
+        </w:drawing>
+      </w:r>
+      <w:r>
+        <w:t>Udało się ;) Kręcenie się w kółko jest już możliwe, a z małą pomocą ChataGPT  zlikwidowałem też to „stackowanie się strzałek”, choć bardziej mi przeszkodził niż pomógł.</w:t>
+      </w:r>
+      <w:r>
+        <w:t xml:space="preserve"> Jeszcze</w:t>
+      </w:r>
+      <w:r>
+        <w:t xml:space="preserve"> jedna drobna rzecz, dzięki AI, sprawiłem, aby cał</w:t>
+      </w:r>
+      <w:r>
+        <w:t xml:space="preserve">y kod nie crushował się, gdy w </w:t>
+      </w:r>
+      <w:r>
+        <w:rPr>
+          <w:i/>
+        </w:rPr>
+        <w:t>cin</w:t>
+      </w:r>
+      <w:r>
+        <w:t>a, który miał być liczbą, wpisze się literę.</w:t>
+      </w:r>
+    </w:p>
+    <w:p>
+      <w:r>
+        <w:rPr>
+          <w:noProof/>
+        </w:rPr>
+        <w:drawing>
+          <wp:anchor distT="0" distB="0" distL="114300" distR="114300" simplePos="0" relativeHeight="251675648" behindDoc="0" locked="0" layoutInCell="1" allowOverlap="1">
+            <wp:simplePos x="0" y="0"/>
+            <wp:positionH relativeFrom="column">
+              <wp:posOffset>4554855</wp:posOffset>
+            </wp:positionH>
+            <wp:positionV relativeFrom="paragraph">
+              <wp:posOffset>31115</wp:posOffset>
+            </wp:positionV>
+            <wp:extent cx="1765300" cy="977900"/>
+            <wp:effectExtent l="19050" t="0" r="6350" b="0"/>
+            <wp:wrapNone/>
+            <wp:docPr id="19" name="Obraz 18" descr="kod012.PNG"/>
+            <wp:cNvGraphicFramePr>
+              <a:graphicFrameLocks xmlns:a="http://schemas.openxmlformats.org/drawingml/2006/main" noChangeAspect="1"/>
+            </wp:cNvGraphicFramePr>
+            <a:graphic xmlns:a="http://schemas.openxmlformats.org/drawingml/2006/main">
+              <a:graphicData uri="http://schemas.openxmlformats.org/drawingml/2006/picture">
+                <pic:pic xmlns:pic="http://schemas.openxmlformats.org/drawingml/2006/picture">
+                  <pic:nvPicPr>
+                    <pic:cNvPr id="0" name="kod012.PNG"/>
+                    <pic:cNvPicPr/>
+                  </pic:nvPicPr>
+                  <pic:blipFill>
+                    <a:blip r:embed="rId24"/>
+                    <a:stretch>
+                      <a:fillRect/>
+                    </a:stretch>
+                  </pic:blipFill>
+                  <pic:spPr>
+                    <a:xfrm>
+                      <a:off x="0" y="0"/>
+                      <a:ext cx="1765300" cy="977900"/>
+                    </a:xfrm>
+                    <a:prstGeom prst="rect">
+                      <a:avLst/>
+                    </a:prstGeom>
+                  </pic:spPr>
+                </pic:pic>
+              </a:graphicData>
+            </a:graphic>
+          </wp:anchor>
+        </w:drawing>
+      </w:r>
+    </w:p>
+    <w:p/>
+    <w:p/>
+    <w:p/>
+    <w:p/>
+    <w:p/>
+    <w:p>
+      <w:r>
+        <w:t>No to co, projekt uważam za zakończony. Dziękuję za uwagę.</w:t>
+      </w:r>
+      <w:r>
+        <w:t xml:space="preserve"> </w:t>
       </w:r>
     </w:p>
     <w:sectPr>
